--- a/docx/星系使用说明.docx
+++ b/docx/星系使用说明.docx
@@ -733,7 +733,7 @@
               <w:rPr>
                 <w:rFonts w:hint="eastAsia"/>
               </w:rPr>
-              <w:t xml:space="preserve">收尾：星系群卷成旋涡被吸进中心，再沿旋臂转着展开、揭开壁纸，停在纯壁纸画面</w:t>
+              <w:t xml:space="preserve">收尾：星系群展平成正对镜头的旋涡，越转越快地收进中心，壁纸从旋臂之间透出来，停在纯壁纸画面</w:t>
             </w:r>
           </w:p>
         </w:tc>
@@ -2169,7 +2169,7 @@
         <w:rPr>
           <w:rFonts w:hint="eastAsia"/>
         </w:rPr>
-        <w:t xml:space="preserve">所有粒子（尾迹、吸积盘、粒子恒星、星尘）各自带着先后，绕星系群的轴旋进中心，形成旋涡，越近越亮越白；同时背景被引力透镜拽向中心；</w:t>
+        <w:t xml:space="preserve">所有粒子（尾迹、吸积盘、粒子恒星、星尘）转到正对镜头的平面，星尘排上三条螺旋臂，形成一个铺满屏幕的旋涡星系；卡片随之淡出；</w:t>
       </w:r>
     </w:p>
     <w:p>
@@ -2184,7 +2184,7 @@
         <w:rPr>
           <w:rFonts w:hint="eastAsia"/>
         </w:rPr>
-        <w:t xml:space="preserve">收拢成一个亮核后，旋涡反向展开：粒子沿两条螺旋臂边转边向外甩出、渐渐变淡；</w:t>
+        <w:t xml:space="preserve">旋涡越转越快（内圈快、外圈慢），旋臂越卷越紧，粒子带着先后收向中心；</w:t>
       </w:r>
     </w:p>
     <w:p>
@@ -2199,16 +2199,7 @@
         <w:rPr>
           <w:rFonts w:hint="eastAsia"/>
         </w:rPr>
-        <w:t xml:space="preserve">壁纸由一条缓慢转动的双臂螺旋边界揭开（约</w:t>
-      </w:r>
-      <w:r>
-        <w:t xml:space="preserve"> 0.75 </w:t>
-      </w:r>
-      <w:r>
-        <w:rPr>
-          <w:rFonts w:hint="eastAsia"/>
-        </w:rPr>
-        <w:t xml:space="preserve">秒），边缘带一圈淡光和一点色差；</w:t>
+        <w:t xml:space="preserve">同时壁纸从旋臂之间的缝隙里逐渐透出来，没有揭开边界；</w:t>
       </w:r>
     </w:p>
     <w:p>
@@ -2223,7 +2214,7 @@
         <w:rPr>
           <w:rFonts w:hint="eastAsia"/>
         </w:rPr>
-        <w:t xml:space="preserve">余晖散去后，停在纯壁纸。动态壁纸读不到时，显示进入星系前的那一帧。</w:t>
+        <w:t xml:space="preserve">旋涡收成一点淡去，停在纯壁纸。动态壁纸读不到时，显示进入星系前的那一帧。</w:t>
       </w:r>
     </w:p>
     <w:p>

--- a/docx/星系使用说明.docx
+++ b/docx/星系使用说明.docx
@@ -733,7 +733,7 @@
               <w:rPr>
                 <w:rFonts w:hint="eastAsia"/>
               </w:rPr>
-              <w:t xml:space="preserve">收尾：星系群展平成正对镜头的旋涡，越转越快地收进中心，壁纸从旋臂之间透出来，停在纯壁纸画面</w:t>
+              <w:t xml:space="preserve">收尾：星尘旋聚成一个倾斜的写实旋涡星系，旋转着收缩于一点，壁纸在它身后浮现，停在纯壁纸画面</w:t>
             </w:r>
           </w:p>
         </w:tc>
@@ -1612,7 +1612,7 @@
         <w:rPr>
           <w:rFonts w:hint="eastAsia"/>
         </w:rPr>
-        <w:t xml:space="preserve">块玻璃片，由近及远依次绕画面中心旋涡状收缩、自转、变小。碎片转动时边缘迎光发亮，末端化成拖尾的光点；碎裂那一刻有一次很短的漏光。</w:t>
+        <w:t xml:space="preserve">块玻璃片，由近及远依次绕画面中心旋涡状收缩、自转、变小。碎片转动时边缘迎光发亮，末端化成一颗带粒子拉丝的光点；碎裂那一刻有一次很短的漏光。</w:t>
       </w:r>
     </w:p>
     <w:p>
@@ -1642,7 +1642,7 @@
         <w:rPr>
           <w:rFonts w:hint="eastAsia"/>
         </w:rPr>
-        <w:t xml:space="preserve">：一座正对镜头的光环从远处迎面而来，环上</w:t>
+        <w:t xml:space="preserve">：一座正对镜头的粒子光环从远处迎面而来（青色外环、紫色内环反向转动），环上</w:t>
       </w:r>
       <w:r>
         <w:t xml:space="preserve"> 12 </w:t>
@@ -1651,7 +1651,7 @@
         <w:rPr>
           <w:rFonts w:hint="eastAsia"/>
         </w:rPr>
-        <w:t xml:space="preserve">个光点在跑，外圈</w:t>
+        <w:t xml:space="preserve">颗小粒子恒星在跑，外圈</w:t>
       </w:r>
       <w:r>
         <w:t xml:space="preserve"> 9 </w:t>
@@ -1669,7 +1669,7 @@
         <w:rPr>
           <w:rFonts w:hint="eastAsia"/>
         </w:rPr>
-        <w:t xml:space="preserve">形标记反向慢转；镜头从环中穿过的一刻有一道淡淡的光。</w:t>
+        <w:t xml:space="preserve">形粒子标记反向慢转，环心一团淡淡的粒子；镜头从环中穿过的一刻有一道很淡的光。</w:t>
       </w:r>
     </w:p>
     <w:p>
@@ -1699,7 +1699,16 @@
         <w:rPr>
           <w:rFonts w:hint="eastAsia"/>
         </w:rPr>
-        <w:t xml:space="preserve">：焦点窗口的中心先向内收紧，然后爆发，两圈冲击波，粒子向四周喷射；各个核心从爆心飞出后再点火。</w:t>
+        <w:t xml:space="preserve">：焦点窗口中心的一团金色粒子先向内收紧，然后球壳状粒子爆发（金</w:t>
+      </w:r>
+      <w:r>
+        <w:t xml:space="preserve"> → </w:t>
+      </w:r>
+      <w:r>
+        <w:rPr>
+          <w:rFonts w:hint="eastAsia"/>
+        </w:rPr>
+        <w:t xml:space="preserve">橙，纤维状、减速扩张），核心粒子团胀大散去，两圈粒子冲击环在爆心处略倾斜的平面上扩散，粒子向四周喷射；各个核心从爆心飞出后再点火。</w:t>
       </w:r>
     </w:p>
     <w:p>
@@ -1733,7 +1742,7 @@
         <w:rPr>
           <w:rFonts w:hint="eastAsia"/>
         </w:rPr>
-        <w:t xml:space="preserve">：窗口截图脱离桌面，变成卡片飞向太空；壁纸溶解成深空。</w:t>
+        <w:t xml:space="preserve">：窗口截图脱离桌面，变成卡片飞向太空；焦点窗口处扩散出一圈正对镜头的粒子环（大爆炸开场没有）；壁纸溶解成深空。</w:t>
       </w:r>
       <w:r>
         <w:t xml:space="preserve"> </w:t>
@@ -1756,7 +1765,7 @@
         <w:rPr>
           <w:rFonts w:hint="eastAsia"/>
         </w:rPr>
-        <w:t xml:space="preserve">：尘埃沿画面中心向外拉成光线。</w:t>
+        <w:t xml:space="preserve">：尘埃沿画面中心向外拉成细细的粒子拉丝。</w:t>
       </w:r>
       <w:r>
         <w:t xml:space="preserve"> </w:t>
@@ -2169,7 +2178,16 @@
         <w:rPr>
           <w:rFonts w:hint="eastAsia"/>
         </w:rPr>
-        <w:t xml:space="preserve">所有粒子（尾迹、吸积盘、粒子恒星、星尘）转到正对镜头的平面，星尘排上三条螺旋臂，形成一个铺满屏幕的旋涡星系；卡片随之淡出；</w:t>
+        <w:t xml:space="preserve">约</w:t>
+      </w:r>
+      <w:r>
+        <w:t xml:space="preserve"> 8 </w:t>
+      </w:r>
+      <w:r>
+        <w:rPr>
+          <w:rFonts w:hint="eastAsia"/>
+        </w:rPr>
+        <w:t xml:space="preserve">万颗星尘从各自的位置绕中心旋进（内圈先、外圈后），组成一个倾斜的写实旋涡星系：暖黄的核球、两条蓝白的对数螺旋臂（内侧一条暗尘带）、沿臂的粉色电离氢区、臂间的淡盘；卡片、光点和其它粒子随之淡出；</w:t>
       </w:r>
     </w:p>
     <w:p>
@@ -2184,7 +2202,7 @@
         <w:rPr>
           <w:rFonts w:hint="eastAsia"/>
         </w:rPr>
-        <w:t xml:space="preserve">旋涡越转越快（内圈快、外圈慢），旋臂越卷越紧，粒子带着先后收向中心；</w:t>
+        <w:t xml:space="preserve">星系平稳地起转（内圈快、外圈慢），然后旋转着收缩于一点：内圈先收、外圈后到，越往里转得越快，旋臂越卷越紧；</w:t>
       </w:r>
     </w:p>
     <w:p>
@@ -2199,7 +2217,7 @@
         <w:rPr>
           <w:rFonts w:hint="eastAsia"/>
         </w:rPr>
-        <w:t xml:space="preserve">同时壁纸从旋臂之间的缝隙里逐渐透出来，没有揭开边界；</w:t>
+        <w:t xml:space="preserve">同时壁纸在它身后整体浮现；</w:t>
       </w:r>
     </w:p>
     <w:p>
@@ -2214,7 +2232,7 @@
         <w:rPr>
           <w:rFonts w:hint="eastAsia"/>
         </w:rPr>
-        <w:t xml:space="preserve">旋涡收成一点淡去，停在纯壁纸。动态壁纸读不到时，显示进入星系前的那一帧。</w:t>
+        <w:t xml:space="preserve">最后剩下的一个小光点淡去，停在纯壁纸。动态壁纸读不到时，显示进入星系前的那一帧。收尾按显示器刷新率出帧。</w:t>
       </w:r>
     </w:p>
     <w:p>
@@ -2508,7 +2526,7 @@
         <w:rPr>
           <w:rFonts w:hint="eastAsia"/>
         </w:rPr>
-        <w:t xml:space="preserve">：一冷一暖两团粒子恒星，绕共同质心互转，是三条群轨道的共同焦点。</w:t>
+        <w:t xml:space="preserve">：一冷一暖两团粒子恒星，绕共同质心互转，是三条群轨道的共同焦点。平时大小、亮度不变，只在开场落定和整点报时各亮一次。</w:t>
       </w:r>
     </w:p>
     <w:bookmarkEnd w:id="18"/>
@@ -2866,22 +2884,7 @@
         <w:rPr>
           <w:rFonts w:hint="eastAsia"/>
         </w:rPr>
-        <w:t xml:space="preserve">只有很亮的光源（大爆炸、超新星、收尾闪光）才出现镜头光晕；</w:t>
-      </w:r>
-    </w:p>
-    <w:p>
-      <w:pPr>
-        <w:pStyle w:val="Compact"/>
-        <w:numPr>
-          <w:ilvl w:val="0"/>
-          <w:numId w:val="1009"/>
-        </w:numPr>
-      </w:pPr>
-      <w:r>
-        <w:rPr>
-          <w:rFonts w:hint="eastAsia"/>
-        </w:rPr>
-        <w:t xml:space="preserve">天象全部是三维粒子：超新星、脉冲星、彗星、光桥、星座连线、涟漪、冲击环都由</w:t>
+        <w:t xml:space="preserve">天象和开场特效全部是三维粒子：超新星、脉冲星、彗星、光桥、星座连线、涟漪、冲击环、星门、大爆炸都由</w:t>
       </w:r>
       <w:r>
         <w:t xml:space="preserve"> GPU </w:t>
@@ -3120,59 +3123,6 @@
               <w:rPr>
                 <w:rFonts w:hint="eastAsia"/>
               </w:rPr>
-              <w:t xml:space="preserve">涟漪</w:t>
-            </w:r>
-          </w:p>
-        </w:tc>
-        <w:tc>
-          <w:tcPr/>
-          <w:p>
-            <w:pPr>
-              <w:pStyle w:val="Compact"/>
-            </w:pPr>
-            <w:r>
-              <w:rPr>
-                <w:rFonts w:hint="eastAsia"/>
-              </w:rPr>
-              <w:t xml:space="preserve">每</w:t>
-            </w:r>
-            <w:r>
-              <w:t xml:space="preserve"> 20 </w:t>
-            </w:r>
-            <w:r>
-              <w:rPr>
-                <w:rFonts w:hint="eastAsia"/>
-              </w:rPr>
-              <w:t xml:space="preserve">秒</w:t>
-            </w:r>
-          </w:p>
-        </w:tc>
-        <w:tc>
-          <w:tcPr/>
-          <w:p>
-            <w:pPr>
-              <w:pStyle w:val="Compact"/>
-            </w:pPr>
-            <w:r>
-              <w:rPr>
-                <w:rFonts w:hint="eastAsia"/>
-              </w:rPr>
-              <w:t xml:space="preserve">中央双星发出一圈粒子波在盘面扩散，经过处的吸积盘、拖尾、星尘被托起、点亮，扫过的核心短暂亮起</w:t>
-            </w:r>
-          </w:p>
-        </w:tc>
-      </w:tr>
-      <w:tr>
-        <w:tc>
-          <w:tcPr/>
-          <w:p>
-            <w:pPr>
-              <w:pStyle w:val="Compact"/>
-            </w:pPr>
-            <w:r>
-              <w:rPr>
-                <w:rFonts w:hint="eastAsia"/>
-              </w:rPr>
               <w:t xml:space="preserve">核心光桥</w:t>
             </w:r>
           </w:p>
@@ -4242,7 +4192,7 @@
         <w:rPr>
           <w:rFonts w:hint="eastAsia"/>
         </w:rPr>
-        <w:t xml:space="preserve">闪白、爆闪、收尾闪光只留四分之一；</w:t>
+        <w:t xml:space="preserve">闪白、爆闪只留四分之一；</w:t>
       </w:r>
     </w:p>
     <w:p>
@@ -4257,7 +4207,7 @@
         <w:rPr>
           <w:rFonts w:hint="eastAsia"/>
         </w:rPr>
-        <w:t xml:space="preserve">不做透镜扭曲、镜头光晕、曝光骤降和色差；</w:t>
+        <w:t xml:space="preserve">不做曝光骤降和色差；</w:t>
       </w:r>
     </w:p>
     <w:p>
@@ -4272,7 +4222,7 @@
         <w:rPr>
           <w:rFonts w:hint="eastAsia"/>
         </w:rPr>
-        <w:t xml:space="preserve">星点不闪烁，粒子流变慢，中央双星不爆闪，收尾的粒子爆发范围减半。</w:t>
+        <w:t xml:space="preserve">星点不闪烁，粒子流变慢，中央双星不爆闪，收尾的星系转得更慢。</w:t>
       </w:r>
     </w:p>
     <w:p>

--- a/docx/星系使用说明.docx
+++ b/docx/星系使用说明.docx
@@ -733,7 +733,7 @@
               <w:rPr>
                 <w:rFonts w:hint="eastAsia"/>
               </w:rPr>
-              <w:t xml:space="preserve">收尾：星尘旋聚成一个倾斜的写实旋涡星系，旋转着收缩于一点，壁纸在它身后浮现，停在纯壁纸画面</w:t>
+              <w:t xml:space="preserve">收尾：画面中心张开一个黑洞，整个星空连同星系和卡片旋转着被吸进去，壁纸从外圈浮现，黑洞闭合后停在纯壁纸画面</w:t>
             </w:r>
           </w:p>
         </w:tc>
@@ -2142,13 +2142,13 @@
         <w:t xml:space="preserve">（约</w:t>
       </w:r>
       <w:r>
-        <w:t xml:space="preserve"> 3 </w:t>
-      </w:r>
-      <w:r>
-        <w:rPr>
-          <w:rFonts w:hint="eastAsia"/>
-        </w:rPr>
-        <w:t xml:space="preserve">秒）：</w:t>
+        <w:t xml:space="preserve"> 4 </w:t>
+      </w:r>
+      <w:r>
+        <w:rPr>
+          <w:rFonts w:hint="eastAsia"/>
+        </w:rPr>
+        <w:t xml:space="preserve">秒，全屏黑洞吞噬）：</w:t>
       </w:r>
     </w:p>
     <w:p>
@@ -2163,7 +2163,7 @@
         <w:rPr>
           <w:rFonts w:hint="eastAsia"/>
         </w:rPr>
-        <w:t xml:space="preserve">星系群沿轨道再划过一段弧线，核心的大拖尾逐渐放长；</w:t>
+        <w:t xml:space="preserve">画面中心张开一个黑洞：全黑的视界，外面一圈细亮的光子环，周围的背景被引力透镜弯折；</w:t>
       </w:r>
     </w:p>
     <w:p>
@@ -2178,16 +2178,16 @@
         <w:rPr>
           <w:rFonts w:hint="eastAsia"/>
         </w:rPr>
-        <w:t xml:space="preserve">约</w:t>
-      </w:r>
-      <w:r>
-        <w:t xml:space="preserve"> 8 </w:t>
-      </w:r>
-      <w:r>
-        <w:rPr>
-          <w:rFonts w:hint="eastAsia"/>
-        </w:rPr>
-        <w:t xml:space="preserve">万颗星尘从各自的位置绕中心旋进（内圈先、外圈后），组成一个倾斜的写实旋涡星系：暖黄的核球、两条蓝白的对数螺旋臂（内侧一条暗尘带）、沿臂的粉色电离氢区、臂间的淡盘；卡片、光点和其它粒子随之淡出；</w:t>
+        <w:t xml:space="preserve">整个画面（星空、星云、星系群、卡片、粒子）开始旋转着流向黑洞，先慢后快，越靠里转得越快，沿旋涡流线拉出光迹；约</w:t>
+      </w:r>
+      <w:r>
+        <w:t xml:space="preserve"> 3 </w:t>
+      </w:r>
+      <w:r>
+        <w:rPr>
+          <w:rFonts w:hint="eastAsia"/>
+        </w:rPr>
+        <w:t xml:space="preserve">万颗星点拖着短光迹落进去，越靠近越热越亮。星系群照常公转，一起被吞；</w:t>
       </w:r>
     </w:p>
     <w:p>
@@ -2202,7 +2202,7 @@
         <w:rPr>
           <w:rFonts w:hint="eastAsia"/>
         </w:rPr>
-        <w:t xml:space="preserve">星系平稳地起转（内圈快、外圈慢），然后旋转着收缩于一点：内圈先收、外圈后到，越往里转得越快，旋臂越卷越紧；</w:t>
+        <w:t xml:space="preserve">黑洞周围是一圈连续的发光吸积盘：内白热、外暗红，差速旋转的螺旋明暗，迎面转来的一侧更亮，随吞噬越来越亮；</w:t>
       </w:r>
     </w:p>
     <w:p>
@@ -2217,7 +2217,7 @@
         <w:rPr>
           <w:rFonts w:hint="eastAsia"/>
         </w:rPr>
-        <w:t xml:space="preserve">同时壁纸在它身后整体浮现；</w:t>
+        <w:t xml:space="preserve">被吸空的地方露出壁纸：从屏幕外圈开始，呈圆形向里推进，黑洞附近的壁纸被透镜弯折；</w:t>
       </w:r>
     </w:p>
     <w:p>
@@ -2232,7 +2232,16 @@
         <w:rPr>
           <w:rFonts w:hint="eastAsia"/>
         </w:rPr>
-        <w:t xml:space="preserve">最后剩下的一个小光点淡去，停在纯壁纸。动态壁纸读不到时，显示进入星系前的那一帧。收尾按显示器刷新率出帧。</w:t>
+        <w:t xml:space="preserve">约</w:t>
+      </w:r>
+      <w:r>
+        <w:t xml:space="preserve"> 3 </w:t>
+      </w:r>
+      <w:r>
+        <w:rPr>
+          <w:rFonts w:hint="eastAsia"/>
+        </w:rPr>
+        <w:t xml:space="preserve">秒时最后的星光被吞掉，黑洞闪一下后闭合，一圈引力波涟漪扫过壁纸，停在纯壁纸。动态壁纸读不到时，显示进入星系前的那一帧。收尾按显示器刷新率出帧。</w:t>
       </w:r>
     </w:p>
     <w:p>
@@ -4222,7 +4231,7 @@
         <w:rPr>
           <w:rFonts w:hint="eastAsia"/>
         </w:rPr>
-        <w:t xml:space="preserve">星点不闪烁，粒子流变慢，中央双星不爆闪，收尾的星系转得更慢。</w:t>
+        <w:t xml:space="preserve">星点不闪烁，粒子流变慢，中央双星不爆闪；收尾的黑洞转得更慢、不拉光迹、没有涟漪，吸积盘和星点减半。</w:t>
       </w:r>
     </w:p>
     <w:p>
